--- a/zht/docx/031.content.docx
+++ b/zht/docx/031.content.docx
@@ -402,18 +402,12 @@
           <w:lang w:val="zh_TW" w:bidi="zh_TW"/>
         </w:rPr>
       </w:r>
-      <w:hyperlink r:id="rId13">
-        <w:r>
-          <w:rPr>
-            <w:lang w:val="zh_TW" w:bidi="zh_TW"/>
-          </w:rPr>
-          <w:rPr>
-            <w:color w:val="0000EE"/>
-            <w:u w:val="single"/>
-          </w:rPr>
-          <w:t>列王紀上1:38–40</w:t>
-        </w:r>
-      </w:hyperlink>
+      <w:r>
+        <w:rPr>
+          <w:lang w:val="zh_TW" w:bidi="zh_TW"/>
+        </w:rPr>
+        <w:t>列王紀上1:38–40</w:t>
+      </w:r>
     </w:p>
     <w:p>
       <w:pPr>
@@ -426,18 +420,12 @@
           <w:lang w:val="zh_TW" w:bidi="zh_TW"/>
         </w:rPr>
       </w:r>
-      <w:hyperlink r:id="rId14">
-        <w:r>
-          <w:rPr>
-            <w:lang w:val="zh_TW" w:bidi="zh_TW"/>
-          </w:rPr>
-          <w:rPr>
-            <w:color w:val="0000EE"/>
-            <w:u w:val="single"/>
-          </w:rPr>
-          <w:t>歷代志下2:11–12</w:t>
-        </w:r>
-      </w:hyperlink>
+      <w:r>
+        <w:rPr>
+          <w:lang w:val="zh_TW" w:bidi="zh_TW"/>
+        </w:rPr>
+        <w:t>歷代志下2:11–12</w:t>
+      </w:r>
     </w:p>
     <w:p>
       <w:pPr>
@@ -450,18 +438,12 @@
           <w:lang w:val="zh_TW" w:bidi="zh_TW"/>
         </w:rPr>
       </w:r>
-      <w:hyperlink r:id="rId15">
-        <w:r>
-          <w:rPr>
-            <w:lang w:val="zh_TW" w:bidi="zh_TW"/>
-          </w:rPr>
-          <w:rPr>
-            <w:color w:val="0000EE"/>
-            <w:u w:val="single"/>
-          </w:rPr>
-          <w:t>但以理書4:35</w:t>
-        </w:r>
-      </w:hyperlink>
+      <w:r>
+        <w:rPr>
+          <w:lang w:val="zh_TW" w:bidi="zh_TW"/>
+        </w:rPr>
+        <w:t>但以理書4:35</w:t>
+      </w:r>
     </w:p>
     <w:p>
       <w:pPr>
@@ -474,18 +456,12 @@
           <w:lang w:val="zh_TW" w:bidi="zh_TW"/>
         </w:rPr>
       </w:r>
-      <w:hyperlink r:id="rId16">
-        <w:r>
-          <w:rPr>
-            <w:lang w:val="zh_TW" w:bidi="zh_TW"/>
-          </w:rPr>
-          <w:rPr>
-            <w:color w:val="0000EE"/>
-            <w:u w:val="single"/>
-          </w:rPr>
-          <w:t>路加福音12:51</w:t>
-        </w:r>
-      </w:hyperlink>
+      <w:r>
+        <w:rPr>
+          <w:lang w:val="zh_TW" w:bidi="zh_TW"/>
+        </w:rPr>
+        <w:t>路加福音12:51</w:t>
+      </w:r>
     </w:p>
     <w:p>
       <w:pPr>
@@ -498,18 +474,12 @@
           <w:lang w:val="zh_TW" w:bidi="zh_TW"/>
         </w:rPr>
       </w:r>
-      <w:hyperlink r:id="rId17">
-        <w:r>
-          <w:rPr>
-            <w:lang w:val="zh_TW" w:bidi="zh_TW"/>
-          </w:rPr>
-          <w:rPr>
-            <w:color w:val="0000EE"/>
-            <w:u w:val="single"/>
-          </w:rPr>
-          <w:t>馬太福音6:10</w:t>
-        </w:r>
-      </w:hyperlink>
+      <w:r>
+        <w:rPr>
+          <w:lang w:val="zh_TW" w:bidi="zh_TW"/>
+        </w:rPr>
+        <w:t>馬太福音6:10</w:t>
+      </w:r>
     </w:p>
     <w:p>
       <w:pPr>
@@ -522,18 +492,12 @@
           <w:lang w:val="zh_TW" w:bidi="zh_TW"/>
         </w:rPr>
       </w:r>
-      <w:hyperlink r:id="rId18">
-        <w:r>
-          <w:rPr>
-            <w:lang w:val="zh_TW" w:bidi="zh_TW"/>
-          </w:rPr>
-          <w:rPr>
-            <w:color w:val="0000EE"/>
-            <w:u w:val="single"/>
-          </w:rPr>
-          <w:t>馬太福音11:25</w:t>
-        </w:r>
-      </w:hyperlink>
+      <w:r>
+        <w:rPr>
+          <w:lang w:val="zh_TW" w:bidi="zh_TW"/>
+        </w:rPr>
+        <w:t>馬太福音11:25</w:t>
+      </w:r>
     </w:p>
     <w:p>
       <w:pPr>
@@ -546,18 +510,12 @@
           <w:lang w:val="zh_TW" w:bidi="zh_TW"/>
         </w:rPr>
       </w:r>
-      <w:hyperlink r:id="rId19">
-        <w:r>
-          <w:rPr>
-            <w:lang w:val="zh_TW" w:bidi="zh_TW"/>
-          </w:rPr>
-          <w:rPr>
-            <w:color w:val="0000EE"/>
-            <w:u w:val="single"/>
-          </w:rPr>
-          <w:t>撒迦利亞書6:5</w:t>
-        </w:r>
-      </w:hyperlink>
+      <w:r>
+        <w:rPr>
+          <w:lang w:val="zh_TW" w:bidi="zh_TW"/>
+        </w:rPr>
+        <w:t>撒迦利亞書6:5</w:t>
+      </w:r>
     </w:p>
     <w:p>
       <w:pPr>
@@ -743,18 +701,12 @@
           <w:lang w:val="zh_TW" w:bidi="zh_TW"/>
         </w:rPr>
       </w:r>
-      <w:hyperlink r:id="rId20">
-        <w:r>
-          <w:rPr>
-            <w:lang w:val="zh_TW" w:bidi="zh_TW"/>
-          </w:rPr>
-          <w:rPr>
-            <w:color w:val="0000EE"/>
-            <w:u w:val="single"/>
-          </w:rPr>
-          <w:t>使徒行傳16:20</w:t>
-        </w:r>
-      </w:hyperlink>
+      <w:r>
+        <w:rPr>
+          <w:lang w:val="zh_TW" w:bidi="zh_TW"/>
+        </w:rPr>
+        <w:t>使徒行傳16:20</w:t>
+      </w:r>
     </w:p>
     <w:p>
       <w:pPr>
@@ -767,18 +719,12 @@
           <w:lang w:val="zh_TW" w:bidi="zh_TW"/>
         </w:rPr>
       </w:r>
-      <w:hyperlink r:id="rId21">
-        <w:r>
-          <w:rPr>
-            <w:lang w:val="zh_TW" w:bidi="zh_TW"/>
-          </w:rPr>
-          <w:rPr>
-            <w:color w:val="0000EE"/>
-            <w:u w:val="single"/>
-          </w:rPr>
-          <w:t>使徒行傳16:35</w:t>
-        </w:r>
-      </w:hyperlink>
+      <w:r>
+        <w:rPr>
+          <w:lang w:val="zh_TW" w:bidi="zh_TW"/>
+        </w:rPr>
+        <w:t>使徒行傳16:35</w:t>
+      </w:r>
     </w:p>
     <w:p>
       <w:pPr>
@@ -791,18 +737,12 @@
           <w:lang w:val="zh_TW" w:bidi="zh_TW"/>
         </w:rPr>
       </w:r>
-      <w:hyperlink r:id="rId22">
-        <w:r>
-          <w:rPr>
-            <w:lang w:val="zh_TW" w:bidi="zh_TW"/>
-          </w:rPr>
-          <w:rPr>
-            <w:color w:val="0000EE"/>
-            <w:u w:val="single"/>
-          </w:rPr>
-          <w:t>但以理書3:1–2</w:t>
-        </w:r>
-      </w:hyperlink>
+      <w:r>
+        <w:rPr>
+          <w:lang w:val="zh_TW" w:bidi="zh_TW"/>
+        </w:rPr>
+        <w:t>但以理書3:1–2</w:t>
+      </w:r>
     </w:p>
     <w:p>
       <w:pPr>
@@ -815,18 +755,12 @@
           <w:lang w:val="zh_TW" w:bidi="zh_TW"/>
         </w:rPr>
       </w:r>
-      <w:hyperlink r:id="rId23">
-        <w:r>
-          <w:rPr>
-            <w:lang w:val="zh_TW" w:bidi="zh_TW"/>
-          </w:rPr>
-          <w:rPr>
-            <w:color w:val="0000EE"/>
-            <w:u w:val="single"/>
-          </w:rPr>
-          <w:t>路加福音12:58</w:t>
-        </w:r>
-      </w:hyperlink>
+      <w:r>
+        <w:rPr>
+          <w:lang w:val="zh_TW" w:bidi="zh_TW"/>
+        </w:rPr>
+        <w:t>路加福音12:58</w:t>
+      </w:r>
     </w:p>
     <w:p>
       <w:pPr>
@@ -1137,18 +1071,12 @@
           <w:lang w:val="zh_TW" w:bidi="zh_TW"/>
         </w:rPr>
       </w:r>
-      <w:hyperlink r:id="rId24">
-        <w:r>
-          <w:rPr>
-            <w:lang w:val="zh_TW" w:bidi="zh_TW"/>
-          </w:rPr>
-          <w:rPr>
-            <w:color w:val="0000EE"/>
-            <w:u w:val="single"/>
-          </w:rPr>
-          <w:t>雅各書3:6</w:t>
-        </w:r>
-      </w:hyperlink>
+      <w:r>
+        <w:rPr>
+          <w:lang w:val="zh_TW" w:bidi="zh_TW"/>
+        </w:rPr>
+        <w:t>雅各書3:6</w:t>
+      </w:r>
     </w:p>
     <w:p>
       <w:pPr>
@@ -1161,18 +1089,12 @@
           <w:lang w:val="zh_TW" w:bidi="zh_TW"/>
         </w:rPr>
       </w:r>
-      <w:hyperlink r:id="rId25">
-        <w:r>
-          <w:rPr>
-            <w:lang w:val="zh_TW" w:bidi="zh_TW"/>
-          </w:rPr>
-          <w:rPr>
-            <w:color w:val="0000EE"/>
-            <w:u w:val="single"/>
-          </w:rPr>
-          <w:t>路加福音12:5</w:t>
-        </w:r>
-      </w:hyperlink>
+      <w:r>
+        <w:rPr>
+          <w:lang w:val="zh_TW" w:bidi="zh_TW"/>
+        </w:rPr>
+        <w:t>路加福音12:5</w:t>
+      </w:r>
     </w:p>
     <w:p>
       <w:pPr>
@@ -1185,18 +1107,12 @@
           <w:lang w:val="zh_TW" w:bidi="zh_TW"/>
         </w:rPr>
       </w:r>
-      <w:hyperlink r:id="rId26">
-        <w:r>
-          <w:rPr>
-            <w:lang w:val="zh_TW" w:bidi="zh_TW"/>
-          </w:rPr>
-          <w:rPr>
-            <w:color w:val="0000EE"/>
-            <w:u w:val="single"/>
-          </w:rPr>
-          <w:t>馬可福音9:42–44</w:t>
-        </w:r>
-      </w:hyperlink>
+      <w:r>
+        <w:rPr>
+          <w:lang w:val="zh_TW" w:bidi="zh_TW"/>
+        </w:rPr>
+        <w:t>馬可福音9:42–44</w:t>
+      </w:r>
     </w:p>
     <w:p>
       <w:pPr>
@@ -1209,18 +1125,12 @@
           <w:lang w:val="zh_TW" w:bidi="zh_TW"/>
         </w:rPr>
       </w:r>
-      <w:hyperlink r:id="rId27">
-        <w:r>
-          <w:rPr>
-            <w:lang w:val="zh_TW" w:bidi="zh_TW"/>
-          </w:rPr>
-          <w:rPr>
-            <w:color w:val="0000EE"/>
-            <w:u w:val="single"/>
-          </w:rPr>
-          <w:t>馬太福音5:21–22</w:t>
-        </w:r>
-      </w:hyperlink>
+      <w:r>
+        <w:rPr>
+          <w:lang w:val="zh_TW" w:bidi="zh_TW"/>
+        </w:rPr>
+        <w:t>馬太福音5:21–22</w:t>
+      </w:r>
     </w:p>
     <w:p>
       <w:pPr>
@@ -1233,18 +1143,12 @@
           <w:lang w:val="zh_TW" w:bidi="zh_TW"/>
         </w:rPr>
       </w:r>
-      <w:hyperlink r:id="rId28">
-        <w:r>
-          <w:rPr>
-            <w:lang w:val="zh_TW" w:bidi="zh_TW"/>
-          </w:rPr>
-          <w:rPr>
-            <w:color w:val="0000EE"/>
-            <w:u w:val="single"/>
-          </w:rPr>
-          <w:t>馬太福音5:29</w:t>
-        </w:r>
-      </w:hyperlink>
+      <w:r>
+        <w:rPr>
+          <w:lang w:val="zh_TW" w:bidi="zh_TW"/>
+        </w:rPr>
+        <w:t>馬太福音5:29</w:t>
+      </w:r>
     </w:p>
     <w:p>
       <w:pPr>
@@ -1257,18 +1161,12 @@
           <w:lang w:val="zh_TW" w:bidi="zh_TW"/>
         </w:rPr>
       </w:r>
-      <w:hyperlink r:id="rId29">
-        <w:r>
-          <w:rPr>
-            <w:lang w:val="zh_TW" w:bidi="zh_TW"/>
-          </w:rPr>
-          <w:rPr>
-            <w:color w:val="0000EE"/>
-            <w:u w:val="single"/>
-          </w:rPr>
-          <w:t>馬太福音10:28–31</w:t>
-        </w:r>
-      </w:hyperlink>
+      <w:r>
+        <w:rPr>
+          <w:lang w:val="zh_TW" w:bidi="zh_TW"/>
+        </w:rPr>
+        <w:t>馬太福音10:28–31</w:t>
+      </w:r>
     </w:p>
     <w:p>
       <w:pPr>
@@ -1281,18 +1179,12 @@
           <w:lang w:val="zh_TW" w:bidi="zh_TW"/>
         </w:rPr>
       </w:r>
-      <w:hyperlink r:id="rId30">
-        <w:r>
-          <w:rPr>
-            <w:lang w:val="zh_TW" w:bidi="zh_TW"/>
-          </w:rPr>
-          <w:rPr>
-            <w:color w:val="0000EE"/>
-            <w:u w:val="single"/>
-          </w:rPr>
-          <w:t>馬太福音23:33</w:t>
-        </w:r>
-      </w:hyperlink>
+      <w:r>
+        <w:rPr>
+          <w:lang w:val="zh_TW" w:bidi="zh_TW"/>
+        </w:rPr>
+        <w:t>馬太福音23:33</w:t>
+      </w:r>
     </w:p>
     <w:p>
       <w:pPr>
@@ -1305,18 +1197,12 @@
           <w:lang w:val="zh_TW" w:bidi="zh_TW"/>
         </w:rPr>
       </w:r>
-      <w:hyperlink r:id="rId31">
-        <w:r>
-          <w:rPr>
-            <w:lang w:val="zh_TW" w:bidi="zh_TW"/>
-          </w:rPr>
-          <w:rPr>
-            <w:color w:val="0000EE"/>
-            <w:u w:val="single"/>
-          </w:rPr>
-          <w:t>馬太福音25:41–43</w:t>
-        </w:r>
-      </w:hyperlink>
+      <w:r>
+        <w:rPr>
+          <w:lang w:val="zh_TW" w:bidi="zh_TW"/>
+        </w:rPr>
+        <w:t>馬太福音25:41–43</w:t>
+      </w:r>
     </w:p>
     <w:p>
       <w:pPr>
@@ -1329,18 +1215,12 @@
           <w:lang w:val="zh_TW" w:bidi="zh_TW"/>
         </w:rPr>
       </w:r>
-      <w:hyperlink r:id="rId32">
-        <w:r>
-          <w:rPr>
-            <w:lang w:val="zh_TW" w:bidi="zh_TW"/>
-          </w:rPr>
-          <w:rPr>
-            <w:color w:val="0000EE"/>
-            <w:u w:val="single"/>
-          </w:rPr>
-          <w:t>啟示錄20:15</w:t>
-        </w:r>
-      </w:hyperlink>
+      <w:r>
+        <w:rPr>
+          <w:lang w:val="zh_TW" w:bidi="zh_TW"/>
+        </w:rPr>
+        <w:t>啟示錄20:15</w:t>
+      </w:r>
     </w:p>
     <w:p>
       <w:pPr>
@@ -1681,18 +1561,12 @@
           <w:lang w:val="zh_TW" w:bidi="zh_TW"/>
         </w:rPr>
       </w:r>
-      <w:hyperlink r:id="rId33">
-        <w:r>
-          <w:rPr>
-            <w:lang w:val="zh_TW" w:bidi="zh_TW"/>
-          </w:rPr>
-          <w:rPr>
-            <w:color w:val="0000EE"/>
-            <w:u w:val="single"/>
-          </w:rPr>
-          <w:t>以西結書47:15–17</w:t>
-        </w:r>
-      </w:hyperlink>
+      <w:r>
+        <w:rPr>
+          <w:lang w:val="zh_TW" w:bidi="zh_TW"/>
+        </w:rPr>
+        <w:t>以西結書47:15–17</w:t>
+      </w:r>
     </w:p>
     <w:p>
       <w:pPr>
@@ -1705,18 +1579,12 @@
           <w:lang w:val="zh_TW" w:bidi="zh_TW"/>
         </w:rPr>
       </w:r>
-      <w:hyperlink r:id="rId34">
-        <w:r>
-          <w:rPr>
-            <w:lang w:val="zh_TW" w:bidi="zh_TW"/>
-          </w:rPr>
-          <w:rPr>
-            <w:color w:val="0000EE"/>
-            <w:u w:val="single"/>
-          </w:rPr>
-          <w:t>以西結書47:18–20</w:t>
-        </w:r>
-      </w:hyperlink>
+      <w:r>
+        <w:rPr>
+          <w:lang w:val="zh_TW" w:bidi="zh_TW"/>
+        </w:rPr>
+        <w:t>以西結書47:18–20</w:t>
+      </w:r>
     </w:p>
     <w:p>
       <w:pPr>
@@ -1729,18 +1597,12 @@
           <w:lang w:val="zh_TW" w:bidi="zh_TW"/>
         </w:rPr>
       </w:r>
-      <w:hyperlink r:id="rId35">
-        <w:r>
-          <w:rPr>
-            <w:lang w:val="zh_TW" w:bidi="zh_TW"/>
-          </w:rPr>
-          <w:rPr>
-            <w:color w:val="0000EE"/>
-            <w:u w:val="single"/>
-          </w:rPr>
-          <w:t>約書亞記15:3–4</w:t>
-        </w:r>
-      </w:hyperlink>
+      <w:r>
+        <w:rPr>
+          <w:lang w:val="zh_TW" w:bidi="zh_TW"/>
+        </w:rPr>
+        <w:t>約書亞記15:3–4</w:t>
+      </w:r>
     </w:p>
     <w:p>
       <w:pPr>
@@ -1753,18 +1615,12 @@
           <w:lang w:val="zh_TW" w:bidi="zh_TW"/>
         </w:rPr>
       </w:r>
-      <w:hyperlink r:id="rId36">
-        <w:r>
-          <w:rPr>
-            <w:lang w:val="zh_TW" w:bidi="zh_TW"/>
-          </w:rPr>
-          <w:rPr>
-            <w:color w:val="0000EE"/>
-            <w:u w:val="single"/>
-          </w:rPr>
-          <w:t>民數記13:27–29</w:t>
-        </w:r>
-      </w:hyperlink>
+      <w:r>
+        <w:rPr>
+          <w:lang w:val="zh_TW" w:bidi="zh_TW"/>
+        </w:rPr>
+        <w:t>民數記13:27–29</w:t>
+      </w:r>
     </w:p>
     <w:p>
       <w:pPr>
@@ -1992,18 +1848,12 @@
           <w:lang w:val="zh_TW" w:bidi="zh_TW"/>
         </w:rPr>
       </w:r>
-      <w:hyperlink r:id="rId37">
-        <w:r>
-          <w:rPr>
-            <w:lang w:val="zh_TW" w:bidi="zh_TW"/>
-          </w:rPr>
-          <w:rPr>
-            <w:color w:val="0000EE"/>
-            <w:u w:val="single"/>
-          </w:rPr>
-          <w:t>哥林多前書14:7</w:t>
-        </w:r>
-      </w:hyperlink>
+      <w:r>
+        <w:rPr>
+          <w:lang w:val="zh_TW" w:bidi="zh_TW"/>
+        </w:rPr>
+        <w:t>哥林多前書14:7</w:t>
+      </w:r>
     </w:p>
     <w:p>
       <w:pPr>
@@ -2016,18 +1866,12 @@
           <w:lang w:val="zh_TW" w:bidi="zh_TW"/>
         </w:rPr>
       </w:r>
-      <w:hyperlink r:id="rId13">
-        <w:r>
-          <w:rPr>
-            <w:lang w:val="zh_TW" w:bidi="zh_TW"/>
-          </w:rPr>
-          <w:rPr>
-            <w:color w:val="0000EE"/>
-            <w:u w:val="single"/>
-          </w:rPr>
-          <w:t>列王紀上1:38–40</w:t>
-        </w:r>
-      </w:hyperlink>
+      <w:r>
+        <w:rPr>
+          <w:lang w:val="zh_TW" w:bidi="zh_TW"/>
+        </w:rPr>
+        <w:t>列王紀上1:38–40</w:t>
+      </w:r>
     </w:p>
     <w:p>
       <w:pPr>
@@ -2040,18 +1884,12 @@
           <w:lang w:val="zh_TW" w:bidi="zh_TW"/>
         </w:rPr>
       </w:r>
-      <w:hyperlink r:id="rId38">
-        <w:r>
-          <w:rPr>
-            <w:lang w:val="zh_TW" w:bidi="zh_TW"/>
-          </w:rPr>
-          <w:rPr>
-            <w:color w:val="0000EE"/>
-            <w:u w:val="single"/>
-          </w:rPr>
-          <w:t>但以理書3:3–5</w:t>
-        </w:r>
-      </w:hyperlink>
+      <w:r>
+        <w:rPr>
+          <w:lang w:val="zh_TW" w:bidi="zh_TW"/>
+        </w:rPr>
+        <w:t>但以理書3:3–5</w:t>
+      </w:r>
     </w:p>
     <w:p>
       <w:pPr>
@@ -2064,18 +1902,12 @@
           <w:lang w:val="zh_TW" w:bidi="zh_TW"/>
         </w:rPr>
       </w:r>
-      <w:hyperlink r:id="rId39">
-        <w:r>
-          <w:rPr>
-            <w:lang w:val="zh_TW" w:bidi="zh_TW"/>
-          </w:rPr>
-          <w:rPr>
-            <w:color w:val="0000EE"/>
-            <w:u w:val="single"/>
-          </w:rPr>
-          <w:t>路加福音7:31–32</w:t>
-        </w:r>
-      </w:hyperlink>
+      <w:r>
+        <w:rPr>
+          <w:lang w:val="zh_TW" w:bidi="zh_TW"/>
+        </w:rPr>
+        <w:t>路加福音7:31–32</w:t>
+      </w:r>
     </w:p>
     <w:p>
       <w:pPr>
@@ -2088,18 +1920,12 @@
           <w:lang w:val="zh_TW" w:bidi="zh_TW"/>
         </w:rPr>
       </w:r>
-      <w:hyperlink r:id="rId40">
-        <w:r>
-          <w:rPr>
-            <w:lang w:val="zh_TW" w:bidi="zh_TW"/>
-          </w:rPr>
-          <w:rPr>
-            <w:color w:val="0000EE"/>
-            <w:u w:val="single"/>
-          </w:rPr>
-          <w:t>馬太福音9:23</w:t>
-        </w:r>
-      </w:hyperlink>
+      <w:r>
+        <w:rPr>
+          <w:lang w:val="zh_TW" w:bidi="zh_TW"/>
+        </w:rPr>
+        <w:t>馬太福音9:23</w:t>
+      </w:r>
     </w:p>
     <w:p>
       <w:pPr>
@@ -2112,18 +1938,12 @@
           <w:lang w:val="zh_TW" w:bidi="zh_TW"/>
         </w:rPr>
       </w:r>
-      <w:hyperlink r:id="rId41">
-        <w:r>
-          <w:rPr>
-            <w:lang w:val="zh_TW" w:bidi="zh_TW"/>
-          </w:rPr>
-          <w:rPr>
-            <w:color w:val="0000EE"/>
-            <w:u w:val="single"/>
-          </w:rPr>
-          <w:t>馬太福音11:17</w:t>
-        </w:r>
-      </w:hyperlink>
+      <w:r>
+        <w:rPr>
+          <w:lang w:val="zh_TW" w:bidi="zh_TW"/>
+        </w:rPr>
+        <w:t>馬太福音11:17</w:t>
+      </w:r>
     </w:p>
     <w:p>
       <w:pPr>
@@ -2410,18 +2230,12 @@
           <w:lang w:val="zh_TW" w:bidi="zh_TW"/>
         </w:rPr>
       </w:r>
-      <w:hyperlink r:id="rId42">
-        <w:r>
-          <w:rPr>
-            <w:lang w:val="zh_TW" w:bidi="zh_TW"/>
-          </w:rPr>
-          <w:rPr>
-            <w:color w:val="0000EE"/>
-            <w:u w:val="single"/>
-          </w:rPr>
-          <w:t>約翰一書2:18</w:t>
-        </w:r>
-      </w:hyperlink>
+      <w:r>
+        <w:rPr>
+          <w:lang w:val="zh_TW" w:bidi="zh_TW"/>
+        </w:rPr>
+        <w:t>約翰一書2:18</w:t>
+      </w:r>
     </w:p>
     <w:p>
       <w:pPr>
@@ -2434,18 +2248,12 @@
           <w:lang w:val="zh_TW" w:bidi="zh_TW"/>
         </w:rPr>
       </w:r>
-      <w:hyperlink r:id="rId43">
-        <w:r>
-          <w:rPr>
-            <w:lang w:val="zh_TW" w:bidi="zh_TW"/>
-          </w:rPr>
-          <w:rPr>
-            <w:color w:val="0000EE"/>
-            <w:u w:val="single"/>
-          </w:rPr>
-          <w:t>約翰一書2:22</w:t>
-        </w:r>
-      </w:hyperlink>
+      <w:r>
+        <w:rPr>
+          <w:lang w:val="zh_TW" w:bidi="zh_TW"/>
+        </w:rPr>
+        <w:t>約翰一書2:22</w:t>
+      </w:r>
     </w:p>
     <w:p>
       <w:pPr>
@@ -2458,18 +2266,12 @@
           <w:lang w:val="zh_TW" w:bidi="zh_TW"/>
         </w:rPr>
       </w:r>
-      <w:hyperlink r:id="rId44">
-        <w:r>
-          <w:rPr>
-            <w:lang w:val="zh_TW" w:bidi="zh_TW"/>
-          </w:rPr>
-          <w:rPr>
-            <w:color w:val="0000EE"/>
-            <w:u w:val="single"/>
-          </w:rPr>
-          <w:t>約翰一書4:3</w:t>
-        </w:r>
-      </w:hyperlink>
+      <w:r>
+        <w:rPr>
+          <w:lang w:val="zh_TW" w:bidi="zh_TW"/>
+        </w:rPr>
+        <w:t>約翰一書4:3</w:t>
+      </w:r>
     </w:p>
     <w:p>
       <w:pPr>
@@ -2482,18 +2284,12 @@
           <w:lang w:val="zh_TW" w:bidi="zh_TW"/>
         </w:rPr>
       </w:r>
-      <w:hyperlink r:id="rId45">
-        <w:r>
-          <w:rPr>
-            <w:lang w:val="zh_TW" w:bidi="zh_TW"/>
-          </w:rPr>
-          <w:rPr>
-            <w:color w:val="0000EE"/>
-            <w:u w:val="single"/>
-          </w:rPr>
-          <w:t>約翰二書1:7</w:t>
-        </w:r>
-      </w:hyperlink>
+      <w:r>
+        <w:rPr>
+          <w:lang w:val="zh_TW" w:bidi="zh_TW"/>
+        </w:rPr>
+        <w:t>約翰二書1:7</w:t>
+      </w:r>
     </w:p>
     <w:p>
       <w:pPr>

--- a/zht/docx/031.content.docx
+++ b/zht/docx/031.content.docx
@@ -1010,19 +1010,7 @@
         <w:rPr>
           <w:lang w:val="zh_TW" w:bidi="zh_TW"/>
         </w:rPr>
-        <w:t>，</w:t>
-      </w:r>
-      <w:r>
-        <w:rPr>
-          <w:lang w:val="zh_TW" w:bidi="zh_TW"/>
-        </w:rPr>
-        <w:t>死亡</w:t>
-      </w:r>
-      <w:r>
-        <w:rPr>
-          <w:lang w:val="zh_TW" w:bidi="zh_TW"/>
-        </w:rPr>
-        <w:t>，</w:t>
+        <w:t>，死亡，</w:t>
       </w:r>
       <w:r>
         <w:rPr>
